--- a/klagomål/A 42478-2025 FSC-klagomål.docx
+++ b/klagomål/A 42478-2025 FSC-klagomål.docx
@@ -960,7 +960,7 @@
     <w:r>
       <w:tab/>
       <w:tab/>
-      <w:t>2026-09-14</w:t>
+      <w:t>2026-09-15</w:t>
       <w:br/>
       <w:br/>
     </w:r>

--- a/klagomål/A 42478-2025 FSC-klagomål.docx
+++ b/klagomål/A 42478-2025 FSC-klagomål.docx
@@ -960,7 +960,7 @@
     <w:r>
       <w:tab/>
       <w:tab/>
-      <w:t>2026-09-15</w:t>
+      <w:t>2026-09-16</w:t>
       <w:br/>
       <w:br/>
     </w:r>

--- a/klagomål/A 42478-2025 FSC-klagomål.docx
+++ b/klagomål/A 42478-2025 FSC-klagomål.docx
@@ -960,7 +960,7 @@
     <w:r>
       <w:tab/>
       <w:tab/>
-      <w:t>2026-09-16</w:t>
+      <w:t>2026-09-17</w:t>
       <w:br/>
       <w:br/>
     </w:r>

--- a/klagomål/A 42478-2025 FSC-klagomål.docx
+++ b/klagomål/A 42478-2025 FSC-klagomål.docx
@@ -960,7 +960,7 @@
     <w:r>
       <w:tab/>
       <w:tab/>
-      <w:t>2026-09-17</w:t>
+      <w:t>2026-09-18</w:t>
       <w:br/>
       <w:br/>
     </w:r>

--- a/klagomål/A 42478-2025 FSC-klagomål.docx
+++ b/klagomål/A 42478-2025 FSC-klagomål.docx
@@ -960,7 +960,7 @@
     <w:r>
       <w:tab/>
       <w:tab/>
-      <w:t>2026-09-18</w:t>
+      <w:t>2026-09-19</w:t>
       <w:br/>
       <w:br/>
     </w:r>

--- a/klagomål/A 42478-2025 FSC-klagomål.docx
+++ b/klagomål/A 42478-2025 FSC-klagomål.docx
@@ -960,7 +960,7 @@
     <w:r>
       <w:tab/>
       <w:tab/>
-      <w:t>2026-09-19</w:t>
+      <w:t>2026-09-21</w:t>
       <w:br/>
       <w:br/>
     </w:r>

--- a/klagomål/A 42478-2025 FSC-klagomål.docx
+++ b/klagomål/A 42478-2025 FSC-klagomål.docx
@@ -960,7 +960,7 @@
     <w:r>
       <w:tab/>
       <w:tab/>
-      <w:t>2026-09-21</w:t>
+      <w:t>2026-09-23</w:t>
       <w:br/>
       <w:br/>
     </w:r>

--- a/klagomål/A 42478-2025 FSC-klagomål.docx
+++ b/klagomål/A 42478-2025 FSC-klagomål.docx
@@ -960,7 +960,7 @@
     <w:r>
       <w:tab/>
       <w:tab/>
-      <w:t>2026-09-23</w:t>
+      <w:t>2026-09-24</w:t>
       <w:br/>
       <w:br/>
     </w:r>

--- a/klagomål/A 42478-2025 FSC-klagomål.docx
+++ b/klagomål/A 42478-2025 FSC-klagomål.docx
@@ -960,7 +960,7 @@
     <w:r>
       <w:tab/>
       <w:tab/>
-      <w:t>2026-09-24</w:t>
+      <w:t>2026-09-25</w:t>
       <w:br/>
       <w:br/>
     </w:r>

--- a/klagomål/A 42478-2025 FSC-klagomål.docx
+++ b/klagomål/A 42478-2025 FSC-klagomål.docx
@@ -960,7 +960,7 @@
     <w:r>
       <w:tab/>
       <w:tab/>
-      <w:t>2026-09-25</w:t>
+      <w:t>2026-09-26</w:t>
       <w:br/>
       <w:br/>
     </w:r>

--- a/klagomål/A 42478-2025 FSC-klagomål.docx
+++ b/klagomål/A 42478-2025 FSC-klagomål.docx
@@ -960,7 +960,7 @@
     <w:r>
       <w:tab/>
       <w:tab/>
-      <w:t>2026-09-26</w:t>
+      <w:t>2026-09-27</w:t>
       <w:br/>
       <w:br/>
     </w:r>

--- a/klagomål/A 42478-2025 FSC-klagomål.docx
+++ b/klagomål/A 42478-2025 FSC-klagomål.docx
@@ -960,7 +960,7 @@
     <w:r>
       <w:tab/>
       <w:tab/>
-      <w:t>2026-09-27</w:t>
+      <w:t>2026-09-28</w:t>
       <w:br/>
       <w:br/>
     </w:r>

--- a/klagomål/A 42478-2025 FSC-klagomål.docx
+++ b/klagomål/A 42478-2025 FSC-klagomål.docx
@@ -960,7 +960,7 @@
     <w:r>
       <w:tab/>
       <w:tab/>
-      <w:t>2026-09-28</w:t>
+      <w:t>2026-09-29</w:t>
       <w:br/>
       <w:br/>
     </w:r>

--- a/klagomål/A 42478-2025 FSC-klagomål.docx
+++ b/klagomål/A 42478-2025 FSC-klagomål.docx
@@ -960,7 +960,7 @@
     <w:r>
       <w:tab/>
       <w:tab/>
-      <w:t>2026-09-29</w:t>
+      <w:t>2026-09-30</w:t>
       <w:br/>
       <w:br/>
     </w:r>

--- a/klagomål/A 42478-2025 FSC-klagomål.docx
+++ b/klagomål/A 42478-2025 FSC-klagomål.docx
@@ -960,7 +960,7 @@
     <w:r>
       <w:tab/>
       <w:tab/>
-      <w:t>2026-09-30</w:t>
+      <w:t>2026-10-01</w:t>
       <w:br/>
       <w:br/>
     </w:r>

--- a/klagomål/A 42478-2025 FSC-klagomål.docx
+++ b/klagomål/A 42478-2025 FSC-klagomål.docx
@@ -960,7 +960,7 @@
     <w:r>
       <w:tab/>
       <w:tab/>
-      <w:t>2026-10-01</w:t>
+      <w:t>2026-10-02</w:t>
       <w:br/>
       <w:br/>
     </w:r>

--- a/klagomål/A 42478-2025 FSC-klagomål.docx
+++ b/klagomål/A 42478-2025 FSC-klagomål.docx
@@ -960,7 +960,7 @@
     <w:r>
       <w:tab/>
       <w:tab/>
-      <w:t>2026-10-02</w:t>
+      <w:t>2026-10-03</w:t>
       <w:br/>
       <w:br/>
     </w:r>

--- a/klagomål/A 42478-2025 FSC-klagomål.docx
+++ b/klagomål/A 42478-2025 FSC-klagomål.docx
@@ -960,7 +960,7 @@
     <w:r>
       <w:tab/>
       <w:tab/>
-      <w:t>2026-10-03</w:t>
+      <w:t>2026-10-04</w:t>
       <w:br/>
       <w:br/>
     </w:r>

--- a/klagomål/A 42478-2025 FSC-klagomål.docx
+++ b/klagomål/A 42478-2025 FSC-klagomål.docx
@@ -960,7 +960,7 @@
     <w:r>
       <w:tab/>
       <w:tab/>
-      <w:t>2026-10-04</w:t>
+      <w:t>2026-10-05</w:t>
       <w:br/>
       <w:br/>
     </w:r>

--- a/klagomål/A 42478-2025 FSC-klagomål.docx
+++ b/klagomål/A 42478-2025 FSC-klagomål.docx
@@ -960,7 +960,7 @@
     <w:r>
       <w:tab/>
       <w:tab/>
-      <w:t>2026-10-05</w:t>
+      <w:t>2026-10-06</w:t>
       <w:br/>
       <w:br/>
     </w:r>

--- a/klagomål/A 42478-2025 FSC-klagomål.docx
+++ b/klagomål/A 42478-2025 FSC-klagomål.docx
@@ -960,7 +960,7 @@
     <w:r>
       <w:tab/>
       <w:tab/>
-      <w:t>2026-10-06</w:t>
+      <w:t>2026-10-07</w:t>
       <w:br/>
       <w:br/>
     </w:r>

--- a/klagomål/A 42478-2025 FSC-klagomål.docx
+++ b/klagomål/A 42478-2025 FSC-klagomål.docx
@@ -960,7 +960,7 @@
     <w:r>
       <w:tab/>
       <w:tab/>
-      <w:t>2026-10-07</w:t>
+      <w:t>2026-10-08</w:t>
       <w:br/>
       <w:br/>
     </w:r>

--- a/klagomål/A 42478-2025 FSC-klagomål.docx
+++ b/klagomål/A 42478-2025 FSC-klagomål.docx
@@ -960,7 +960,7 @@
     <w:r>
       <w:tab/>
       <w:tab/>
-      <w:t>2026-10-08</w:t>
+      <w:t>2026-10-09</w:t>
       <w:br/>
       <w:br/>
     </w:r>

--- a/klagomål/A 42478-2025 FSC-klagomål.docx
+++ b/klagomål/A 42478-2025 FSC-klagomål.docx
@@ -960,7 +960,7 @@
     <w:r>
       <w:tab/>
       <w:tab/>
-      <w:t>2026-10-09</w:t>
+      <w:t>2026-10-10</w:t>
       <w:br/>
       <w:br/>
     </w:r>

--- a/klagomål/A 42478-2025 FSC-klagomål.docx
+++ b/klagomål/A 42478-2025 FSC-klagomål.docx
@@ -960,7 +960,7 @@
     <w:r>
       <w:tab/>
       <w:tab/>
-      <w:t>2026-10-10</w:t>
+      <w:t>2026-10-11</w:t>
       <w:br/>
       <w:br/>
     </w:r>

--- a/klagomål/A 42478-2025 FSC-klagomål.docx
+++ b/klagomål/A 42478-2025 FSC-klagomål.docx
@@ -960,7 +960,7 @@
     <w:r>
       <w:tab/>
       <w:tab/>
-      <w:t>2026-10-11</w:t>
+      <w:t>2026-10-12</w:t>
       <w:br/>
       <w:br/>
     </w:r>

--- a/klagomål/A 42478-2025 FSC-klagomål.docx
+++ b/klagomål/A 42478-2025 FSC-klagomål.docx
@@ -960,7 +960,7 @@
     <w:r>
       <w:tab/>
       <w:tab/>
-      <w:t>2026-10-12</w:t>
+      <w:t>2026-10-13</w:t>
       <w:br/>
       <w:br/>
     </w:r>

--- a/klagomål/A 42478-2025 FSC-klagomål.docx
+++ b/klagomål/A 42478-2025 FSC-klagomål.docx
@@ -960,7 +960,7 @@
     <w:r>
       <w:tab/>
       <w:tab/>
-      <w:t>2026-10-13</w:t>
+      <w:t>2026-10-14</w:t>
       <w:br/>
       <w:br/>
     </w:r>

--- a/klagomål/A 42478-2025 FSC-klagomål.docx
+++ b/klagomål/A 42478-2025 FSC-klagomål.docx
@@ -960,7 +960,7 @@
     <w:r>
       <w:tab/>
       <w:tab/>
-      <w:t>2026-10-14</w:t>
+      <w:t>2026-10-15</w:t>
       <w:br/>
       <w:br/>
     </w:r>

--- a/klagomål/A 42478-2025 FSC-klagomål.docx
+++ b/klagomål/A 42478-2025 FSC-klagomål.docx
@@ -960,7 +960,7 @@
     <w:r>
       <w:tab/>
       <w:tab/>
-      <w:t>2026-10-15</w:t>
+      <w:t>2026-10-16</w:t>
       <w:br/>
       <w:br/>
     </w:r>

--- a/klagomål/A 42478-2025 FSC-klagomål.docx
+++ b/klagomål/A 42478-2025 FSC-klagomål.docx
@@ -960,7 +960,7 @@
     <w:r>
       <w:tab/>
       <w:tab/>
-      <w:t>2026-10-16</w:t>
+      <w:t>2026-10-17</w:t>
       <w:br/>
       <w:br/>
     </w:r>

--- a/klagomål/A 42478-2025 FSC-klagomål.docx
+++ b/klagomål/A 42478-2025 FSC-klagomål.docx
@@ -960,7 +960,7 @@
     <w:r>
       <w:tab/>
       <w:tab/>
-      <w:t>2026-10-17</w:t>
+      <w:t>2026-10-18</w:t>
       <w:br/>
       <w:br/>
     </w:r>

--- a/klagomål/A 42478-2025 FSC-klagomål.docx
+++ b/klagomål/A 42478-2025 FSC-klagomål.docx
@@ -960,7 +960,7 @@
     <w:r>
       <w:tab/>
       <w:tab/>
-      <w:t>2026-10-18</w:t>
+      <w:t>2026-10-19</w:t>
       <w:br/>
       <w:br/>
     </w:r>

--- a/klagomål/A 42478-2025 FSC-klagomål.docx
+++ b/klagomål/A 42478-2025 FSC-klagomål.docx
@@ -960,7 +960,7 @@
     <w:r>
       <w:tab/>
       <w:tab/>
-      <w:t>2026-10-19</w:t>
+      <w:t>2026-10-20</w:t>
       <w:br/>
       <w:br/>
     </w:r>

--- a/klagomål/A 42478-2025 FSC-klagomål.docx
+++ b/klagomål/A 42478-2025 FSC-klagomål.docx
@@ -960,7 +960,7 @@
     <w:r>
       <w:tab/>
       <w:tab/>
-      <w:t>2026-10-20</w:t>
+      <w:t>2026-10-21</w:t>
       <w:br/>
       <w:br/>
     </w:r>

--- a/klagomål/A 42478-2025 FSC-klagomål.docx
+++ b/klagomål/A 42478-2025 FSC-klagomål.docx
@@ -960,7 +960,7 @@
     <w:r>
       <w:tab/>
       <w:tab/>
-      <w:t>2026-10-21</w:t>
+      <w:t>2026-10-22</w:t>
       <w:br/>
       <w:br/>
     </w:r>

--- a/klagomål/A 42478-2025 FSC-klagomål.docx
+++ b/klagomål/A 42478-2025 FSC-klagomål.docx
@@ -960,7 +960,7 @@
     <w:r>
       <w:tab/>
       <w:tab/>
-      <w:t>2026-10-22</w:t>
+      <w:t>2026-10-23</w:t>
       <w:br/>
       <w:br/>
     </w:r>

--- a/klagomål/A 42478-2025 FSC-klagomål.docx
+++ b/klagomål/A 42478-2025 FSC-klagomål.docx
@@ -960,7 +960,7 @@
     <w:r>
       <w:tab/>
       <w:tab/>
-      <w:t>2026-10-23</w:t>
+      <w:t>2026-10-24</w:t>
       <w:br/>
       <w:br/>
     </w:r>

--- a/klagomål/A 42478-2025 FSC-klagomål.docx
+++ b/klagomål/A 42478-2025 FSC-klagomål.docx
@@ -960,7 +960,7 @@
     <w:r>
       <w:tab/>
       <w:tab/>
-      <w:t>2026-10-24</w:t>
+      <w:t>2026-10-25</w:t>
       <w:br/>
       <w:br/>
     </w:r>

--- a/klagomål/A 42478-2025 FSC-klagomål.docx
+++ b/klagomål/A 42478-2025 FSC-klagomål.docx
@@ -960,7 +960,7 @@
     <w:r>
       <w:tab/>
       <w:tab/>
-      <w:t>2026-10-25</w:t>
+      <w:t>2026-10-26</w:t>
       <w:br/>
       <w:br/>
     </w:r>

--- a/klagomål/A 42478-2025 FSC-klagomål.docx
+++ b/klagomål/A 42478-2025 FSC-klagomål.docx
@@ -960,7 +960,7 @@
     <w:r>
       <w:tab/>
       <w:tab/>
-      <w:t>2026-10-26</w:t>
+      <w:t>2026-10-27</w:t>
       <w:br/>
       <w:br/>
     </w:r>

--- a/klagomål/A 42478-2025 FSC-klagomål.docx
+++ b/klagomål/A 42478-2025 FSC-klagomål.docx
@@ -960,7 +960,7 @@
     <w:r>
       <w:tab/>
       <w:tab/>
-      <w:t>2026-10-27</w:t>
+      <w:t>2026-10-28</w:t>
       <w:br/>
       <w:br/>
     </w:r>

--- a/klagomål/A 42478-2025 FSC-klagomål.docx
+++ b/klagomål/A 42478-2025 FSC-klagomål.docx
@@ -178,7 +178,7 @@
       <w:r>
         <w:drawing>
           <wp:inline xmlns:a="http://schemas.openxmlformats.org/drawingml/2006/main" xmlns:pic="http://schemas.openxmlformats.org/drawingml/2006/picture">
-            <wp:extent cx="5486400" cy="4531770"/>
+            <wp:extent cx="5486400" cy="4530484"/>
             <wp:docPr id="1" name="Picture 1"/>
             <wp:cNvGraphicFramePr>
               <a:graphicFrameLocks noChangeAspect="1"/>
@@ -199,7 +199,7 @@
                   <pic:spPr>
                     <a:xfrm>
                       <a:off x="0" y="0"/>
-                      <a:ext cx="5486400" cy="4531770"/>
+                      <a:ext cx="5486400" cy="4530484"/>
                     </a:xfrm>
                     <a:prstGeom prst="rect"/>
                   </pic:spPr>
@@ -216,12 +216,12 @@
         <w:spacing w:after="240"/>
       </w:pPr>
       <w:r>
-        <w:t>Figur 1. Fyndplatser för naturvårdsarter inom 14 meter från avverkningsanmälan. Markörer utan svart kant är placerade på fyndplatsen. Markörer med svart kant är placerade vid sidan av fyndplatsen och har ett svart streck som visar fyndplatsens exakta position. Kartans mittpunktskoordinat är N 7033677, E 598762 i SWEREF 99 TM.</w:t>
+        <w:t>Figur 1. Fyndplatser för naturvårdsarter inom 25 meter från avverkningsanmälan. Markörer utan svart kant är placerade på fyndplatsen. Markörer med svart kant är placerade vid sidan av fyndplatsen och har ett svart streck som visar fyndplatsens exakta position. Kartans mittpunktskoordinat är N 7033677, E 598762 i SWEREF 99 TM.</w:t>
       </w:r>
     </w:p>
     <w:p>
       <w:r>
-        <w:t>Inom 14 meter från avverkningsanmälan finns fynd av 3 naturvårdsarter, varav 3 är rödlistade, 1 är fridlyst och 3 är typiska (T): gränsticka (VU, T), rosenticka (NT, T) och tretåig hackspett (NT, T, §4). Se Figur 1.</w:t>
+        <w:t>Inom 25 meter från avverkningsanmälan finns fynd av 6 naturvårdsarter, varav 6 är rödlistade, 1 är fridlyst och 5 är typiska (T): gränsticka (VU, T), rosenticka (NT, T), skarp dropptaggsvamp (NT), talltagel (NT, T), tretåig hackspett (NT, T, §4) och vedskivlav (NT, T). Se Figur 1.</w:t>
       </w:r>
     </w:p>
     <w:p>
@@ -301,6 +301,37 @@
         <w:rPr>
           <w:b/>
         </w:rPr>
+        <w:t xml:space="preserve">Skarp dropptaggsvamp (NT) </w:t>
+      </w:r>
+      <w:r>
+        <w:t>bildar mykorrhiza med både gran och tall, främst i barrskogar med trädkontinuitet. Arten uppträder dels i näringsrik kalkbarrskog och dels i sur lavtallskog. Kalkbarrskogarna är ofta grandominerade, olikåldriga och skiktade på frisk mark med ett örtrikt vegetationsskikt. Lavtallskogarna är i regel magra, torra, ljusöppna och ofta brandpräglade. Den totala populationen i landet har minskat och bedöms fortsätta minska till följd av avverkning av äldre barrskogar. Arten har begränsad förmåga att återetablera sig efter slutavverkning eller andra storskaliga skogsbruksåtgärder. Det saknas indikationer på att arten långsiktigt kan etablera eller reproducera sig i skogsbestånd som brukas med metoder som trakthyggesbruk, markberedning, gödsling eller föryngring med förädlat plantmaterial. Minskningstakten för den svenska populationen bedöms vara nära gränsvärdet för Sårbar (VU) (SLU Artdatabanken, 2026).</w:t>
+      </w:r>
+    </w:p>
+    <w:p>
+      <w:r>
+        <w:rPr>
+          <w:b/>
+        </w:rPr>
+        <w:t>Talltagel (NT)</w:t>
+      </w:r>
+      <w:r>
+        <w:t xml:space="preserve"> är en boreal art som förekommer på tall i äldre, öppna tallskogar. Den påverkas negativt av brist på kontinuitetsskog och minskningstakten bedöms vara nära gränsvärdet för Sårbar (VU). Talltagel är typisk art för </w:t>
+      </w:r>
+      <w:r>
+        <w:rPr>
+          <w:i/>
+        </w:rPr>
+        <w:t>9010 Taiga</w:t>
+      </w:r>
+      <w:r>
+        <w:t xml:space="preserve"> (SLU Artdatabanken, 2026).</w:t>
+      </w:r>
+    </w:p>
+    <w:p>
+      <w:r>
+        <w:rPr>
+          <w:b/>
+        </w:rPr>
         <w:t>Tretåig hackspett (NT, §4)</w:t>
       </w:r>
       <w:r>
@@ -323,6 +354,26 @@
       </w:r>
       <w:r>
         <w:t xml:space="preserve"> (Skogsstyrelsen, 2016; SLU Artdatabanken, 2024).</w:t>
+      </w:r>
+    </w:p>
+    <w:p>
+      <w:r>
+        <w:rPr>
+          <w:b/>
+        </w:rPr>
+        <w:t>Vedskivlav (NT)</w:t>
+      </w:r>
+      <w:r>
+        <w:t xml:space="preserve"> växer på gammal, torr, exponerad, hård kärnved av framförallt tall i naturskogsartade bestånd. Avverkning av tallskog av naturskogskaraktär med spår av återkommande bränder är ett hot. Mängden lämplig ved att växa på för vedskivlav minskar, dels på grund av naturlig nedbrytning men framförallt på grund av att de förstörs i samband med slutavverkningar, gallringar och markberedning. Tall- och blandbarrskogar av naturskogskaraktär med spår av återkommande bränder bör skyddas. Vedskivlav är typisk art för </w:t>
+      </w:r>
+      <w:r>
+        <w:rPr>
+          <w:i/>
+        </w:rPr>
+        <w:t>9010 Taiga</w:t>
+      </w:r>
+      <w:r>
+        <w:t xml:space="preserve"> (SLU Artdatabanken, 2024).</w:t>
       </w:r>
     </w:p>
     <w:p>
@@ -431,7 +482,7 @@
         <w:rPr>
           <w:i/>
         </w:rPr>
-        <w:t>I det avverkningsanmälda skogsområdet har 3 naturvårdsarter varav 3 rödlistade arter sina livsmiljöer och växtplatser.</w:t>
+        <w:t>I det avverkningsanmälda skogsområdet har 6 naturvårdsarter varav 6 rödlistade arter sina livsmiljöer och växtplatser.</w:t>
       </w:r>
     </w:p>
     <w:p>
@@ -960,7 +1011,7 @@
     <w:r>
       <w:tab/>
       <w:tab/>
-      <w:t>2026-10-28</w:t>
+      <w:t>2026-10-29</w:t>
       <w:br/>
       <w:br/>
     </w:r>

--- a/klagomål/A 42478-2025 FSC-klagomål.docx
+++ b/klagomål/A 42478-2025 FSC-klagomål.docx
@@ -1011,7 +1011,7 @@
     <w:r>
       <w:tab/>
       <w:tab/>
-      <w:t>2026-10-29</w:t>
+      <w:t>2026-10-31</w:t>
       <w:br/>
       <w:br/>
     </w:r>
